--- a/Team6_PyForce_File_Index.docx
+++ b/Team6_PyForce_File_Index.docx
@@ -255,10 +255,10 @@
               <w:spacing w:before="80" w:after="80"/>
             </w:pPr>
             <w:r>
-              <w:t>Team6_PyForce_P</w:t>
+              <w:t>Team6_PyForce_</w:t>
             </w:r>
             <w:r>
-              <w:t>PT</w:t>
+              <w:t>ppt.pptx</w:t>
             </w:r>
           </w:p>
         </w:tc>
@@ -1128,6 +1128,7 @@
   <w:style w:type="character" w:default="1" w:styleId="DefaultParagraphFont">
     <w:name w:val="Default Paragraph Font"/>
     <w:uiPriority w:val="1"/>
+    <w:semiHidden/>
     <w:unhideWhenUsed/>
   </w:style>
   <w:style w:type="table" w:default="1" w:styleId="TableNormal">
